--- a/verity/src/verity/reporting/templates/model_inventory.docx
+++ b/verity/src/verity/reporting/templates/model_inventory.docx
@@ -427,7 +427,7 @@
           </w:p>
           <w:p>
             <w:pPr>
-              <w:spacing w:before="40" w:after="160"/>
+              <w:spacing w:before="40" w:after="40"/>
             </w:pPr>
             <w:r>
               <w:rPr>
@@ -488,6 +488,76 @@
                 <w:sz w:val="20"/>
               </w:rPr>
               <w:t>{{ a.applications }}</w:t>
+            </w:r>
+          </w:p>
+          <w:p>
+            <w:pPr>
+              <w:spacing w:before="40" w:after="40"/>
+            </w:pPr>
+            <w:r>
+              <w:rPr>
+                <w:rFonts w:ascii="Poppins" w:hAnsi="Poppins" w:cs="Poppins" w:eastAsia="Poppins"/>
+                <w:b w:val="0"/>
+                <w:i w:val="0"/>
+                <w:color w:val="6B6B6B"/>
+                <w:sz w:val="20"/>
+              </w:rPr>
+              <w:t xml:space="preserve">Use case: </w:t>
+            </w:r>
+            <w:r>
+              <w:rPr>
+                <w:rFonts w:ascii="Poppins" w:hAnsi="Poppins" w:cs="Poppins" w:eastAsia="Poppins"/>
+                <w:b/>
+                <w:i w:val="0"/>
+                <w:color w:val="333333"/>
+                <w:sz w:val="20"/>
+              </w:rPr>
+              <w:t>{{ a.intake_code }} · {{ a.intake_risk_tier }} risk · {{ a.intake_status }}</w:t>
+            </w:r>
+          </w:p>
+          <w:p>
+            <w:pPr>
+              <w:spacing w:before="40" w:after="160"/>
+            </w:pPr>
+            <w:r>
+              <w:rPr>
+                <w:rFonts w:ascii="Poppins" w:hAnsi="Poppins" w:cs="Poppins" w:eastAsia="Poppins"/>
+                <w:b w:val="0"/>
+                <w:i w:val="0"/>
+                <w:color w:val="6B6B6B"/>
+                <w:sz w:val="20"/>
+              </w:rPr>
+              <w:t xml:space="preserve">Human-in-the-loop: </w:t>
+            </w:r>
+            <w:r>
+              <w:rPr>
+                <w:rFonts w:ascii="Poppins" w:hAnsi="Poppins" w:cs="Poppins" w:eastAsia="Poppins"/>
+                <w:b w:val="0"/>
+                <w:i/>
+                <w:color w:val="333333"/>
+                <w:sz w:val="20"/>
+              </w:rPr>
+              <w:t>{{ a.hitl_strategy }}</w:t>
+            </w:r>
+            <w:r>
+              <w:rPr>
+                <w:rFonts w:ascii="Poppins" w:hAnsi="Poppins" w:cs="Poppins" w:eastAsia="Poppins"/>
+                <w:b w:val="0"/>
+                <w:i w:val="0"/>
+                <w:color w:val="6B6B6B"/>
+                <w:sz w:val="20"/>
+              </w:rPr>
+              <w:t xml:space="preserve">    ·    Trigger: </w:t>
+            </w:r>
+            <w:r>
+              <w:rPr>
+                <w:rFonts w:ascii="Poppins" w:hAnsi="Poppins" w:cs="Poppins" w:eastAsia="Poppins"/>
+                <w:b w:val="0"/>
+                <w:i/>
+                <w:color w:val="333333"/>
+                <w:sz w:val="20"/>
+              </w:rPr>
+              <w:t>{{ a.hitl_review_threshold }}</w:t>
             </w:r>
           </w:p>
         </w:tc>
@@ -614,7 +684,7 @@
           </w:p>
           <w:p>
             <w:pPr>
-              <w:spacing w:before="40" w:after="160"/>
+              <w:spacing w:before="40" w:after="40"/>
             </w:pPr>
             <w:r>
               <w:rPr>
@@ -675,6 +745,76 @@
                 <w:sz w:val="20"/>
               </w:rPr>
               <w:t>{{ a.applications }}</w:t>
+            </w:r>
+          </w:p>
+          <w:p>
+            <w:pPr>
+              <w:spacing w:before="40" w:after="40"/>
+            </w:pPr>
+            <w:r>
+              <w:rPr>
+                <w:rFonts w:ascii="Poppins" w:hAnsi="Poppins" w:cs="Poppins" w:eastAsia="Poppins"/>
+                <w:b w:val="0"/>
+                <w:i w:val="0"/>
+                <w:color w:val="6B6B6B"/>
+                <w:sz w:val="20"/>
+              </w:rPr>
+              <w:t xml:space="preserve">Use case: </w:t>
+            </w:r>
+            <w:r>
+              <w:rPr>
+                <w:rFonts w:ascii="Poppins" w:hAnsi="Poppins" w:cs="Poppins" w:eastAsia="Poppins"/>
+                <w:b/>
+                <w:i w:val="0"/>
+                <w:color w:val="333333"/>
+                <w:sz w:val="20"/>
+              </w:rPr>
+              <w:t>{{ a.intake_code }} · {{ a.intake_risk_tier }} risk · {{ a.intake_status }}</w:t>
+            </w:r>
+          </w:p>
+          <w:p>
+            <w:pPr>
+              <w:spacing w:before="40" w:after="160"/>
+            </w:pPr>
+            <w:r>
+              <w:rPr>
+                <w:rFonts w:ascii="Poppins" w:hAnsi="Poppins" w:cs="Poppins" w:eastAsia="Poppins"/>
+                <w:b w:val="0"/>
+                <w:i w:val="0"/>
+                <w:color w:val="6B6B6B"/>
+                <w:sz w:val="20"/>
+              </w:rPr>
+              <w:t xml:space="preserve">Human-in-the-loop: </w:t>
+            </w:r>
+            <w:r>
+              <w:rPr>
+                <w:rFonts w:ascii="Poppins" w:hAnsi="Poppins" w:cs="Poppins" w:eastAsia="Poppins"/>
+                <w:b w:val="0"/>
+                <w:i/>
+                <w:color w:val="333333"/>
+                <w:sz w:val="20"/>
+              </w:rPr>
+              <w:t>{{ a.hitl_strategy }}</w:t>
+            </w:r>
+            <w:r>
+              <w:rPr>
+                <w:rFonts w:ascii="Poppins" w:hAnsi="Poppins" w:cs="Poppins" w:eastAsia="Poppins"/>
+                <w:b w:val="0"/>
+                <w:i w:val="0"/>
+                <w:color w:val="6B6B6B"/>
+                <w:sz w:val="20"/>
+              </w:rPr>
+              <w:t xml:space="preserve">    ·    Trigger: </w:t>
+            </w:r>
+            <w:r>
+              <w:rPr>
+                <w:rFonts w:ascii="Poppins" w:hAnsi="Poppins" w:cs="Poppins" w:eastAsia="Poppins"/>
+                <w:b w:val="0"/>
+                <w:i/>
+                <w:color w:val="333333"/>
+                <w:sz w:val="20"/>
+              </w:rPr>
+              <w:t>{{ a.hitl_review_threshold }}</w:t>
             </w:r>
           </w:p>
         </w:tc>
@@ -801,7 +941,7 @@
           </w:p>
           <w:p>
             <w:pPr>
-              <w:spacing w:before="40" w:after="160"/>
+              <w:spacing w:before="40" w:after="40"/>
             </w:pPr>
             <w:r>
               <w:rPr>
@@ -862,6 +1002,76 @@
                 <w:sz w:val="20"/>
               </w:rPr>
               <w:t>{{ a.applications }}</w:t>
+            </w:r>
+          </w:p>
+          <w:p>
+            <w:pPr>
+              <w:spacing w:before="40" w:after="40"/>
+            </w:pPr>
+            <w:r>
+              <w:rPr>
+                <w:rFonts w:ascii="Poppins" w:hAnsi="Poppins" w:cs="Poppins" w:eastAsia="Poppins"/>
+                <w:b w:val="0"/>
+                <w:i w:val="0"/>
+                <w:color w:val="6B6B6B"/>
+                <w:sz w:val="20"/>
+              </w:rPr>
+              <w:t xml:space="preserve">Use case: </w:t>
+            </w:r>
+            <w:r>
+              <w:rPr>
+                <w:rFonts w:ascii="Poppins" w:hAnsi="Poppins" w:cs="Poppins" w:eastAsia="Poppins"/>
+                <w:b/>
+                <w:i w:val="0"/>
+                <w:color w:val="333333"/>
+                <w:sz w:val="20"/>
+              </w:rPr>
+              <w:t>{{ a.intake_code }} · {{ a.intake_risk_tier }} risk · {{ a.intake_status }}</w:t>
+            </w:r>
+          </w:p>
+          <w:p>
+            <w:pPr>
+              <w:spacing w:before="40" w:after="160"/>
+            </w:pPr>
+            <w:r>
+              <w:rPr>
+                <w:rFonts w:ascii="Poppins" w:hAnsi="Poppins" w:cs="Poppins" w:eastAsia="Poppins"/>
+                <w:b w:val="0"/>
+                <w:i w:val="0"/>
+                <w:color w:val="6B6B6B"/>
+                <w:sz w:val="20"/>
+              </w:rPr>
+              <w:t xml:space="preserve">Human-in-the-loop: </w:t>
+            </w:r>
+            <w:r>
+              <w:rPr>
+                <w:rFonts w:ascii="Poppins" w:hAnsi="Poppins" w:cs="Poppins" w:eastAsia="Poppins"/>
+                <w:b w:val="0"/>
+                <w:i/>
+                <w:color w:val="333333"/>
+                <w:sz w:val="20"/>
+              </w:rPr>
+              <w:t>{{ a.hitl_strategy }}</w:t>
+            </w:r>
+            <w:r>
+              <w:rPr>
+                <w:rFonts w:ascii="Poppins" w:hAnsi="Poppins" w:cs="Poppins" w:eastAsia="Poppins"/>
+                <w:b w:val="0"/>
+                <w:i w:val="0"/>
+                <w:color w:val="6B6B6B"/>
+                <w:sz w:val="20"/>
+              </w:rPr>
+              <w:t xml:space="preserve">    ·    Trigger: </w:t>
+            </w:r>
+            <w:r>
+              <w:rPr>
+                <w:rFonts w:ascii="Poppins" w:hAnsi="Poppins" w:cs="Poppins" w:eastAsia="Poppins"/>
+                <w:b w:val="0"/>
+                <w:i/>
+                <w:color w:val="333333"/>
+                <w:sz w:val="20"/>
+              </w:rPr>
+              <w:t>{{ a.hitl_review_threshold }}</w:t>
             </w:r>
           </w:p>
         </w:tc>
